--- a/Week10/Week10_BaoCaoNhom.docx
+++ b/Week10/Week10_BaoCaoNhom.docx
@@ -43,15 +43,9 @@
       </w:pPr>
       <w:r>
         <w:rPr>
-          <w:rFonts w:ascii="Times New Roman" w:cs="Times New Roman" w:eastAsia="Times New Roman" w:hAnsi="Times New Roman"/>
           <w:b/>
-          <w:bCs/>
-          <w:caps/>
-          <w:color w:val="1a5276"/>
-          <w:sz w:val="36"/>
-          <w:szCs w:val="36"/>
         </w:rPr>
-        <w:t xml:space="preserve">BÁO CÁO TUẦN 10</w:t>
+        <w:t>BÁO CÁO TUẦN 10</w:t>
       </w:r>
     </w:p>
     <w:p>
@@ -77,14 +71,7 @@
         <w:jc w:val="center"/>
       </w:pPr>
       <w:r>
-        <w:rPr>
-          <w:rFonts w:ascii="Times New Roman" w:cs="Times New Roman" w:eastAsia="Times New Roman" w:hAnsi="Times New Roman"/>
-          <w:i/>
-          <w:iCs/>
-          <w:sz w:val="24"/>
-          <w:szCs w:val="24"/>
-        </w:rPr>
-        <w:t xml:space="preserve">Môn: Phát triển Ứng dụng Web với ReactJS (FER202)</w:t>
+        <w:t>Môn: Phát triển Ứng dụng Web với ReactJS (FER202)</w:t>
       </w:r>
     </w:p>
     <w:p>
@@ -93,14 +80,7 @@
         <w:jc w:val="center"/>
       </w:pPr>
       <w:r>
-        <w:rPr>
-          <w:rFonts w:ascii="Times New Roman" w:cs="Times New Roman" w:eastAsia="Times New Roman" w:hAnsi="Times New Roman"/>
-          <w:i/>
-          <w:iCs/>
-          <w:sz w:val="24"/>
-          <w:szCs w:val="24"/>
-        </w:rPr>
-        <w:t xml:space="preserve">Project: ReadMore Bookstore — Nhà sách trực tuyến</w:t>
+        <w:t>Project: FJMS — Hệ thống kết nối công việc tự do</w:t>
       </w:r>
     </w:p>
     <w:p>
@@ -188,18 +168,8 @@
             </w:tcMar>
           </w:tcPr>
           <w:p>
-            <w:pPr>
-              <w:jc w:val="left"/>
-            </w:pPr>
-            <w:r>
-              <w:rPr>
-                <w:rFonts w:ascii="Times New Roman" w:cs="Times New Roman" w:eastAsia="Times New Roman" w:hAnsi="Times New Roman"/>
-                <w:b w:val="false"/>
-                <w:bCs w:val="false"/>
-                <w:sz w:val="24"/>
-                <w:szCs w:val="24"/>
-              </w:rPr>
-              <w:t xml:space="preserve">[Điền tên nhóm]</w:t>
+            <w:r>
+              <w:t>FJMS</w:t>
             </w:r>
           </w:p>
         </w:tc>
@@ -256,18 +226,8 @@
             </w:tcMar>
           </w:tcPr>
           <w:p>
-            <w:pPr>
-              <w:jc w:val="left"/>
-            </w:pPr>
-            <w:r>
-              <w:rPr>
-                <w:rFonts w:ascii="Times New Roman" w:cs="Times New Roman" w:eastAsia="Times New Roman" w:hAnsi="Times New Roman"/>
-                <w:b w:val="false"/>
-                <w:bCs w:val="false"/>
-                <w:sz w:val="24"/>
-                <w:szCs w:val="24"/>
-              </w:rPr>
-              <w:t xml:space="preserve">[Mã lớp]</w:t>
+            <w:r>
+              <w:t>SE20A07</w:t>
             </w:r>
           </w:p>
         </w:tc>
@@ -324,18 +284,8 @@
             </w:tcMar>
           </w:tcPr>
           <w:p>
-            <w:pPr>
-              <w:jc w:val="left"/>
-            </w:pPr>
-            <w:r>
-              <w:rPr>
-                <w:rFonts w:ascii="Times New Roman" w:cs="Times New Roman" w:eastAsia="Times New Roman" w:hAnsi="Times New Roman"/>
-                <w:b w:val="false"/>
-                <w:bCs w:val="false"/>
-                <w:sz w:val="24"/>
-                <w:szCs w:val="24"/>
-              </w:rPr>
-              <w:t xml:space="preserve">[Tên giảng viên]</w:t>
+            <w:r>
+              <w:t>Lê Thị Bích Tra</w:t>
             </w:r>
           </w:p>
         </w:tc>
@@ -795,841 +745,6 @@
           </w:p>
         </w:tc>
       </w:tr>
-      <w:tr>
-        <w:tc>
-          <w:tcPr>
-            <w:tcW w:type="dxa" w:w="500"/>
-            <w:tcBorders>
-              <w:top w:val="single" w:color="aab7c4" w:sz="1"/>
-              <w:left w:val="single" w:color="aab7c4" w:sz="1"/>
-              <w:bottom w:val="single" w:color="aab7c4" w:sz="1"/>
-              <w:right w:val="single" w:color="aab7c4" w:sz="1"/>
-            </w:tcBorders>
-            <w:shd w:fill="f8f9fa" w:val="clear"/>
-            <w:tcMar>
-              <w:top w:type="dxa" w:w="80"/>
-              <w:left w:type="dxa" w:w="120"/>
-              <w:bottom w:type="dxa" w:w="80"/>
-              <w:right w:type="dxa" w:w="120"/>
-            </w:tcMar>
-          </w:tcPr>
-          <w:p>
-            <w:pPr>
-              <w:jc w:val="left"/>
-            </w:pPr>
-            <w:r>
-              <w:rPr>
-                <w:rFonts w:ascii="Times New Roman" w:cs="Times New Roman" w:eastAsia="Times New Roman" w:hAnsi="Times New Roman"/>
-                <w:b w:val="false"/>
-                <w:bCs w:val="false"/>
-                <w:sz w:val="24"/>
-                <w:szCs w:val="24"/>
-              </w:rPr>
-              <w:t xml:space="preserve">1</w:t>
-            </w:r>
-          </w:p>
-        </w:tc>
-        <w:tc>
-          <w:tcPr>
-            <w:tcW w:type="dxa" w:w="2200"/>
-            <w:tcBorders>
-              <w:top w:val="single" w:color="aab7c4" w:sz="1"/>
-              <w:left w:val="single" w:color="aab7c4" w:sz="1"/>
-              <w:bottom w:val="single" w:color="aab7c4" w:sz="1"/>
-              <w:right w:val="single" w:color="aab7c4" w:sz="1"/>
-            </w:tcBorders>
-            <w:shd w:fill="f8f9fa" w:val="clear"/>
-            <w:tcMar>
-              <w:top w:type="dxa" w:w="80"/>
-              <w:left w:type="dxa" w:w="120"/>
-              <w:bottom w:type="dxa" w:w="80"/>
-              <w:right w:type="dxa" w:w="120"/>
-            </w:tcMar>
-          </w:tcPr>
-          <w:p>
-            <w:pPr>
-              <w:jc w:val="left"/>
-            </w:pPr>
-            <w:r>
-              <w:rPr>
-                <w:rFonts w:ascii="Times New Roman" w:cs="Times New Roman" w:eastAsia="Times New Roman" w:hAnsi="Times New Roman"/>
-                <w:b w:val="false"/>
-                <w:bCs w:val="false"/>
-                <w:sz w:val="24"/>
-                <w:szCs w:val="24"/>
-              </w:rPr>
-              <w:t xml:space="preserve">[Họ tên]</w:t>
-            </w:r>
-          </w:p>
-        </w:tc>
-        <w:tc>
-          <w:tcPr>
-            <w:tcW w:type="dxa" w:w="2726"/>
-            <w:tcBorders>
-              <w:top w:val="single" w:color="aab7c4" w:sz="1"/>
-              <w:left w:val="single" w:color="aab7c4" w:sz="1"/>
-              <w:bottom w:val="single" w:color="aab7c4" w:sz="1"/>
-              <w:right w:val="single" w:color="aab7c4" w:sz="1"/>
-            </w:tcBorders>
-            <w:shd w:fill="f8f9fa" w:val="clear"/>
-            <w:tcMar>
-              <w:top w:type="dxa" w:w="80"/>
-              <w:left w:type="dxa" w:w="120"/>
-              <w:bottom w:type="dxa" w:w="80"/>
-              <w:right w:type="dxa" w:w="120"/>
-            </w:tcMar>
-          </w:tcPr>
-          <w:p>
-            <w:pPr>
-              <w:jc w:val="left"/>
-            </w:pPr>
-            <w:r>
-              <w:rPr>
-                <w:rFonts w:ascii="Times New Roman" w:cs="Times New Roman" w:eastAsia="Times New Roman" w:hAnsi="Times New Roman"/>
-                <w:b w:val="false"/>
-                <w:bCs w:val="false"/>
-                <w:sz w:val="24"/>
-                <w:szCs w:val="24"/>
-              </w:rPr>
-              <w:t xml:space="preserve">[Mô tả nhiệm vụ cụ thể]</w:t>
-            </w:r>
-          </w:p>
-        </w:tc>
-        <w:tc>
-          <w:tcPr>
-            <w:tcW w:type="dxa" w:w="2100"/>
-            <w:tcBorders>
-              <w:top w:val="single" w:color="aab7c4" w:sz="1"/>
-              <w:left w:val="single" w:color="aab7c4" w:sz="1"/>
-              <w:bottom w:val="single" w:color="aab7c4" w:sz="1"/>
-              <w:right w:val="single" w:color="aab7c4" w:sz="1"/>
-            </w:tcBorders>
-            <w:shd w:fill="f8f9fa" w:val="clear"/>
-            <w:tcMar>
-              <w:top w:type="dxa" w:w="80"/>
-              <w:left w:type="dxa" w:w="120"/>
-              <w:bottom w:type="dxa" w:w="80"/>
-              <w:right w:type="dxa" w:w="120"/>
-            </w:tcMar>
-          </w:tcPr>
-          <w:p>
-            <w:pPr>
-              <w:jc w:val="left"/>
-            </w:pPr>
-            <w:r>
-              <w:rPr>
-                <w:rFonts w:ascii="Times New Roman" w:cs="Times New Roman" w:eastAsia="Times New Roman" w:hAnsi="Times New Roman"/>
-                <w:b w:val="false"/>
-                <w:bCs w:val="false"/>
-                <w:sz w:val="24"/>
-                <w:szCs w:val="24"/>
-              </w:rPr>
-              <w:t xml:space="preserve">[Đạt / Một phần / Chưa đạt]</w:t>
-            </w:r>
-          </w:p>
-        </w:tc>
-        <w:tc>
-          <w:tcPr>
-            <w:tcW w:type="dxa" w:w="1500"/>
-            <w:tcBorders>
-              <w:top w:val="single" w:color="aab7c4" w:sz="1"/>
-              <w:left w:val="single" w:color="aab7c4" w:sz="1"/>
-              <w:bottom w:val="single" w:color="aab7c4" w:sz="1"/>
-              <w:right w:val="single" w:color="aab7c4" w:sz="1"/>
-            </w:tcBorders>
-            <w:shd w:fill="f8f9fa" w:val="clear"/>
-            <w:tcMar>
-              <w:top w:type="dxa" w:w="80"/>
-              <w:left w:type="dxa" w:w="120"/>
-              <w:bottom w:type="dxa" w:w="80"/>
-              <w:right w:type="dxa" w:w="120"/>
-            </w:tcMar>
-          </w:tcPr>
-          <w:p>
-            <w:pPr>
-              <w:jc w:val="left"/>
-            </w:pPr>
-            <w:r>
-              <w:rPr>
-                <w:rFonts w:ascii="Times New Roman" w:cs="Times New Roman" w:eastAsia="Times New Roman" w:hAnsi="Times New Roman"/>
-                <w:b w:val="false"/>
-                <w:bCs w:val="false"/>
-                <w:sz w:val="24"/>
-                <w:szCs w:val="24"/>
-              </w:rPr>
-              <w:t xml:space="preserve">[___%]</w:t>
-            </w:r>
-          </w:p>
-        </w:tc>
-      </w:tr>
-      <w:tr>
-        <w:tc>
-          <w:tcPr>
-            <w:tcW w:type="dxa" w:w="500"/>
-            <w:tcBorders>
-              <w:top w:val="single" w:color="aab7c4" w:sz="1"/>
-              <w:left w:val="single" w:color="aab7c4" w:sz="1"/>
-              <w:bottom w:val="single" w:color="aab7c4" w:sz="1"/>
-              <w:right w:val="single" w:color="aab7c4" w:sz="1"/>
-            </w:tcBorders>
-            <w:shd w:fill="ffffff" w:val="clear"/>
-            <w:tcMar>
-              <w:top w:type="dxa" w:w="80"/>
-              <w:left w:type="dxa" w:w="120"/>
-              <w:bottom w:type="dxa" w:w="80"/>
-              <w:right w:type="dxa" w:w="120"/>
-            </w:tcMar>
-          </w:tcPr>
-          <w:p>
-            <w:pPr>
-              <w:jc w:val="left"/>
-            </w:pPr>
-            <w:r>
-              <w:rPr>
-                <w:rFonts w:ascii="Times New Roman" w:cs="Times New Roman" w:eastAsia="Times New Roman" w:hAnsi="Times New Roman"/>
-                <w:b w:val="false"/>
-                <w:bCs w:val="false"/>
-                <w:sz w:val="24"/>
-                <w:szCs w:val="24"/>
-              </w:rPr>
-              <w:t xml:space="preserve">2</w:t>
-            </w:r>
-          </w:p>
-        </w:tc>
-        <w:tc>
-          <w:tcPr>
-            <w:tcW w:type="dxa" w:w="2200"/>
-            <w:tcBorders>
-              <w:top w:val="single" w:color="aab7c4" w:sz="1"/>
-              <w:left w:val="single" w:color="aab7c4" w:sz="1"/>
-              <w:bottom w:val="single" w:color="aab7c4" w:sz="1"/>
-              <w:right w:val="single" w:color="aab7c4" w:sz="1"/>
-            </w:tcBorders>
-            <w:shd w:fill="ffffff" w:val="clear"/>
-            <w:tcMar>
-              <w:top w:type="dxa" w:w="80"/>
-              <w:left w:type="dxa" w:w="120"/>
-              <w:bottom w:type="dxa" w:w="80"/>
-              <w:right w:type="dxa" w:w="120"/>
-            </w:tcMar>
-          </w:tcPr>
-          <w:p>
-            <w:pPr>
-              <w:jc w:val="left"/>
-            </w:pPr>
-            <w:r>
-              <w:rPr>
-                <w:rFonts w:ascii="Times New Roman" w:cs="Times New Roman" w:eastAsia="Times New Roman" w:hAnsi="Times New Roman"/>
-                <w:b w:val="false"/>
-                <w:bCs w:val="false"/>
-                <w:sz w:val="24"/>
-                <w:szCs w:val="24"/>
-              </w:rPr>
-              <w:t xml:space="preserve">[Họ tên]</w:t>
-            </w:r>
-          </w:p>
-        </w:tc>
-        <w:tc>
-          <w:tcPr>
-            <w:tcW w:type="dxa" w:w="2726"/>
-            <w:tcBorders>
-              <w:top w:val="single" w:color="aab7c4" w:sz="1"/>
-              <w:left w:val="single" w:color="aab7c4" w:sz="1"/>
-              <w:bottom w:val="single" w:color="aab7c4" w:sz="1"/>
-              <w:right w:val="single" w:color="aab7c4" w:sz="1"/>
-            </w:tcBorders>
-            <w:shd w:fill="ffffff" w:val="clear"/>
-            <w:tcMar>
-              <w:top w:type="dxa" w:w="80"/>
-              <w:left w:type="dxa" w:w="120"/>
-              <w:bottom w:type="dxa" w:w="80"/>
-              <w:right w:type="dxa" w:w="120"/>
-            </w:tcMar>
-          </w:tcPr>
-          <w:p>
-            <w:pPr>
-              <w:jc w:val="left"/>
-            </w:pPr>
-            <w:r>
-              <w:rPr>
-                <w:rFonts w:ascii="Times New Roman" w:cs="Times New Roman" w:eastAsia="Times New Roman" w:hAnsi="Times New Roman"/>
-                <w:b w:val="false"/>
-                <w:bCs w:val="false"/>
-                <w:sz w:val="24"/>
-                <w:szCs w:val="24"/>
-              </w:rPr>
-              <w:t xml:space="preserve">[Mô tả nhiệm vụ cụ thể]</w:t>
-            </w:r>
-          </w:p>
-        </w:tc>
-        <w:tc>
-          <w:tcPr>
-            <w:tcW w:type="dxa" w:w="2100"/>
-            <w:tcBorders>
-              <w:top w:val="single" w:color="aab7c4" w:sz="1"/>
-              <w:left w:val="single" w:color="aab7c4" w:sz="1"/>
-              <w:bottom w:val="single" w:color="aab7c4" w:sz="1"/>
-              <w:right w:val="single" w:color="aab7c4" w:sz="1"/>
-            </w:tcBorders>
-            <w:shd w:fill="ffffff" w:val="clear"/>
-            <w:tcMar>
-              <w:top w:type="dxa" w:w="80"/>
-              <w:left w:type="dxa" w:w="120"/>
-              <w:bottom w:type="dxa" w:w="80"/>
-              <w:right w:type="dxa" w:w="120"/>
-            </w:tcMar>
-          </w:tcPr>
-          <w:p>
-            <w:pPr>
-              <w:jc w:val="left"/>
-            </w:pPr>
-            <w:r>
-              <w:rPr>
-                <w:rFonts w:ascii="Times New Roman" w:cs="Times New Roman" w:eastAsia="Times New Roman" w:hAnsi="Times New Roman"/>
-                <w:b w:val="false"/>
-                <w:bCs w:val="false"/>
-                <w:sz w:val="24"/>
-                <w:szCs w:val="24"/>
-              </w:rPr>
-              <w:t xml:space="preserve">[Đạt / Một phần / Chưa đạt]</w:t>
-            </w:r>
-          </w:p>
-        </w:tc>
-        <w:tc>
-          <w:tcPr>
-            <w:tcW w:type="dxa" w:w="1500"/>
-            <w:tcBorders>
-              <w:top w:val="single" w:color="aab7c4" w:sz="1"/>
-              <w:left w:val="single" w:color="aab7c4" w:sz="1"/>
-              <w:bottom w:val="single" w:color="aab7c4" w:sz="1"/>
-              <w:right w:val="single" w:color="aab7c4" w:sz="1"/>
-            </w:tcBorders>
-            <w:shd w:fill="ffffff" w:val="clear"/>
-            <w:tcMar>
-              <w:top w:type="dxa" w:w="80"/>
-              <w:left w:type="dxa" w:w="120"/>
-              <w:bottom w:type="dxa" w:w="80"/>
-              <w:right w:type="dxa" w:w="120"/>
-            </w:tcMar>
-          </w:tcPr>
-          <w:p>
-            <w:pPr>
-              <w:jc w:val="left"/>
-            </w:pPr>
-            <w:r>
-              <w:rPr>
-                <w:rFonts w:ascii="Times New Roman" w:cs="Times New Roman" w:eastAsia="Times New Roman" w:hAnsi="Times New Roman"/>
-                <w:b w:val="false"/>
-                <w:bCs w:val="false"/>
-                <w:sz w:val="24"/>
-                <w:szCs w:val="24"/>
-              </w:rPr>
-              <w:t xml:space="preserve">[___%]</w:t>
-            </w:r>
-          </w:p>
-        </w:tc>
-      </w:tr>
-      <w:tr>
-        <w:tc>
-          <w:tcPr>
-            <w:tcW w:type="dxa" w:w="500"/>
-            <w:tcBorders>
-              <w:top w:val="single" w:color="aab7c4" w:sz="1"/>
-              <w:left w:val="single" w:color="aab7c4" w:sz="1"/>
-              <w:bottom w:val="single" w:color="aab7c4" w:sz="1"/>
-              <w:right w:val="single" w:color="aab7c4" w:sz="1"/>
-            </w:tcBorders>
-            <w:shd w:fill="f8f9fa" w:val="clear"/>
-            <w:tcMar>
-              <w:top w:type="dxa" w:w="80"/>
-              <w:left w:type="dxa" w:w="120"/>
-              <w:bottom w:type="dxa" w:w="80"/>
-              <w:right w:type="dxa" w:w="120"/>
-            </w:tcMar>
-          </w:tcPr>
-          <w:p>
-            <w:pPr>
-              <w:jc w:val="left"/>
-            </w:pPr>
-            <w:r>
-              <w:rPr>
-                <w:rFonts w:ascii="Times New Roman" w:cs="Times New Roman" w:eastAsia="Times New Roman" w:hAnsi="Times New Roman"/>
-                <w:b w:val="false"/>
-                <w:bCs w:val="false"/>
-                <w:sz w:val="24"/>
-                <w:szCs w:val="24"/>
-              </w:rPr>
-              <w:t xml:space="preserve">3</w:t>
-            </w:r>
-          </w:p>
-        </w:tc>
-        <w:tc>
-          <w:tcPr>
-            <w:tcW w:type="dxa" w:w="2200"/>
-            <w:tcBorders>
-              <w:top w:val="single" w:color="aab7c4" w:sz="1"/>
-              <w:left w:val="single" w:color="aab7c4" w:sz="1"/>
-              <w:bottom w:val="single" w:color="aab7c4" w:sz="1"/>
-              <w:right w:val="single" w:color="aab7c4" w:sz="1"/>
-            </w:tcBorders>
-            <w:shd w:fill="f8f9fa" w:val="clear"/>
-            <w:tcMar>
-              <w:top w:type="dxa" w:w="80"/>
-              <w:left w:type="dxa" w:w="120"/>
-              <w:bottom w:type="dxa" w:w="80"/>
-              <w:right w:type="dxa" w:w="120"/>
-            </w:tcMar>
-          </w:tcPr>
-          <w:p>
-            <w:pPr>
-              <w:jc w:val="left"/>
-            </w:pPr>
-            <w:r>
-              <w:rPr>
-                <w:rFonts w:ascii="Times New Roman" w:cs="Times New Roman" w:eastAsia="Times New Roman" w:hAnsi="Times New Roman"/>
-                <w:b w:val="false"/>
-                <w:bCs w:val="false"/>
-                <w:sz w:val="24"/>
-                <w:szCs w:val="24"/>
-              </w:rPr>
-              <w:t xml:space="preserve">[Họ tên]</w:t>
-            </w:r>
-          </w:p>
-        </w:tc>
-        <w:tc>
-          <w:tcPr>
-            <w:tcW w:type="dxa" w:w="2726"/>
-            <w:tcBorders>
-              <w:top w:val="single" w:color="aab7c4" w:sz="1"/>
-              <w:left w:val="single" w:color="aab7c4" w:sz="1"/>
-              <w:bottom w:val="single" w:color="aab7c4" w:sz="1"/>
-              <w:right w:val="single" w:color="aab7c4" w:sz="1"/>
-            </w:tcBorders>
-            <w:shd w:fill="f8f9fa" w:val="clear"/>
-            <w:tcMar>
-              <w:top w:type="dxa" w:w="80"/>
-              <w:left w:type="dxa" w:w="120"/>
-              <w:bottom w:type="dxa" w:w="80"/>
-              <w:right w:type="dxa" w:w="120"/>
-            </w:tcMar>
-          </w:tcPr>
-          <w:p>
-            <w:pPr>
-              <w:jc w:val="left"/>
-            </w:pPr>
-            <w:r>
-              <w:rPr>
-                <w:rFonts w:ascii="Times New Roman" w:cs="Times New Roman" w:eastAsia="Times New Roman" w:hAnsi="Times New Roman"/>
-                <w:b w:val="false"/>
-                <w:bCs w:val="false"/>
-                <w:sz w:val="24"/>
-                <w:szCs w:val="24"/>
-              </w:rPr>
-              <w:t xml:space="preserve">[Mô tả nhiệm vụ cụ thể]</w:t>
-            </w:r>
-          </w:p>
-        </w:tc>
-        <w:tc>
-          <w:tcPr>
-            <w:tcW w:type="dxa" w:w="2100"/>
-            <w:tcBorders>
-              <w:top w:val="single" w:color="aab7c4" w:sz="1"/>
-              <w:left w:val="single" w:color="aab7c4" w:sz="1"/>
-              <w:bottom w:val="single" w:color="aab7c4" w:sz="1"/>
-              <w:right w:val="single" w:color="aab7c4" w:sz="1"/>
-            </w:tcBorders>
-            <w:shd w:fill="f8f9fa" w:val="clear"/>
-            <w:tcMar>
-              <w:top w:type="dxa" w:w="80"/>
-              <w:left w:type="dxa" w:w="120"/>
-              <w:bottom w:type="dxa" w:w="80"/>
-              <w:right w:type="dxa" w:w="120"/>
-            </w:tcMar>
-          </w:tcPr>
-          <w:p>
-            <w:pPr>
-              <w:jc w:val="left"/>
-            </w:pPr>
-            <w:r>
-              <w:rPr>
-                <w:rFonts w:ascii="Times New Roman" w:cs="Times New Roman" w:eastAsia="Times New Roman" w:hAnsi="Times New Roman"/>
-                <w:b w:val="false"/>
-                <w:bCs w:val="false"/>
-                <w:sz w:val="24"/>
-                <w:szCs w:val="24"/>
-              </w:rPr>
-              <w:t xml:space="preserve">[Đạt / Một phần / Chưa đạt]</w:t>
-            </w:r>
-          </w:p>
-        </w:tc>
-        <w:tc>
-          <w:tcPr>
-            <w:tcW w:type="dxa" w:w="1500"/>
-            <w:tcBorders>
-              <w:top w:val="single" w:color="aab7c4" w:sz="1"/>
-              <w:left w:val="single" w:color="aab7c4" w:sz="1"/>
-              <w:bottom w:val="single" w:color="aab7c4" w:sz="1"/>
-              <w:right w:val="single" w:color="aab7c4" w:sz="1"/>
-            </w:tcBorders>
-            <w:shd w:fill="f8f9fa" w:val="clear"/>
-            <w:tcMar>
-              <w:top w:type="dxa" w:w="80"/>
-              <w:left w:type="dxa" w:w="120"/>
-              <w:bottom w:type="dxa" w:w="80"/>
-              <w:right w:type="dxa" w:w="120"/>
-            </w:tcMar>
-          </w:tcPr>
-          <w:p>
-            <w:pPr>
-              <w:jc w:val="left"/>
-            </w:pPr>
-            <w:r>
-              <w:rPr>
-                <w:rFonts w:ascii="Times New Roman" w:cs="Times New Roman" w:eastAsia="Times New Roman" w:hAnsi="Times New Roman"/>
-                <w:b w:val="false"/>
-                <w:bCs w:val="false"/>
-                <w:sz w:val="24"/>
-                <w:szCs w:val="24"/>
-              </w:rPr>
-              <w:t xml:space="preserve">[___%]</w:t>
-            </w:r>
-          </w:p>
-        </w:tc>
-      </w:tr>
-      <w:tr>
-        <w:tc>
-          <w:tcPr>
-            <w:tcW w:type="dxa" w:w="500"/>
-            <w:tcBorders>
-              <w:top w:val="single" w:color="aab7c4" w:sz="1"/>
-              <w:left w:val="single" w:color="aab7c4" w:sz="1"/>
-              <w:bottom w:val="single" w:color="aab7c4" w:sz="1"/>
-              <w:right w:val="single" w:color="aab7c4" w:sz="1"/>
-            </w:tcBorders>
-            <w:shd w:fill="ffffff" w:val="clear"/>
-            <w:tcMar>
-              <w:top w:type="dxa" w:w="80"/>
-              <w:left w:type="dxa" w:w="120"/>
-              <w:bottom w:type="dxa" w:w="80"/>
-              <w:right w:type="dxa" w:w="120"/>
-            </w:tcMar>
-          </w:tcPr>
-          <w:p>
-            <w:pPr>
-              <w:jc w:val="left"/>
-            </w:pPr>
-            <w:r>
-              <w:rPr>
-                <w:rFonts w:ascii="Times New Roman" w:cs="Times New Roman" w:eastAsia="Times New Roman" w:hAnsi="Times New Roman"/>
-                <w:b w:val="false"/>
-                <w:bCs w:val="false"/>
-                <w:sz w:val="24"/>
-                <w:szCs w:val="24"/>
-              </w:rPr>
-              <w:t xml:space="preserve">4</w:t>
-            </w:r>
-          </w:p>
-        </w:tc>
-        <w:tc>
-          <w:tcPr>
-            <w:tcW w:type="dxa" w:w="2200"/>
-            <w:tcBorders>
-              <w:top w:val="single" w:color="aab7c4" w:sz="1"/>
-              <w:left w:val="single" w:color="aab7c4" w:sz="1"/>
-              <w:bottom w:val="single" w:color="aab7c4" w:sz="1"/>
-              <w:right w:val="single" w:color="aab7c4" w:sz="1"/>
-            </w:tcBorders>
-            <w:shd w:fill="ffffff" w:val="clear"/>
-            <w:tcMar>
-              <w:top w:type="dxa" w:w="80"/>
-              <w:left w:type="dxa" w:w="120"/>
-              <w:bottom w:type="dxa" w:w="80"/>
-              <w:right w:type="dxa" w:w="120"/>
-            </w:tcMar>
-          </w:tcPr>
-          <w:p>
-            <w:pPr>
-              <w:jc w:val="left"/>
-            </w:pPr>
-            <w:r>
-              <w:rPr>
-                <w:rFonts w:ascii="Times New Roman" w:cs="Times New Roman" w:eastAsia="Times New Roman" w:hAnsi="Times New Roman"/>
-                <w:b w:val="false"/>
-                <w:bCs w:val="false"/>
-                <w:sz w:val="24"/>
-                <w:szCs w:val="24"/>
-              </w:rPr>
-              <w:t xml:space="preserve">[Họ tên]</w:t>
-            </w:r>
-          </w:p>
-        </w:tc>
-        <w:tc>
-          <w:tcPr>
-            <w:tcW w:type="dxa" w:w="2726"/>
-            <w:tcBorders>
-              <w:top w:val="single" w:color="aab7c4" w:sz="1"/>
-              <w:left w:val="single" w:color="aab7c4" w:sz="1"/>
-              <w:bottom w:val="single" w:color="aab7c4" w:sz="1"/>
-              <w:right w:val="single" w:color="aab7c4" w:sz="1"/>
-            </w:tcBorders>
-            <w:shd w:fill="ffffff" w:val="clear"/>
-            <w:tcMar>
-              <w:top w:type="dxa" w:w="80"/>
-              <w:left w:type="dxa" w:w="120"/>
-              <w:bottom w:type="dxa" w:w="80"/>
-              <w:right w:type="dxa" w:w="120"/>
-            </w:tcMar>
-          </w:tcPr>
-          <w:p>
-            <w:pPr>
-              <w:jc w:val="left"/>
-            </w:pPr>
-            <w:r>
-              <w:rPr>
-                <w:rFonts w:ascii="Times New Roman" w:cs="Times New Roman" w:eastAsia="Times New Roman" w:hAnsi="Times New Roman"/>
-                <w:b w:val="false"/>
-                <w:bCs w:val="false"/>
-                <w:sz w:val="24"/>
-                <w:szCs w:val="24"/>
-              </w:rPr>
-              <w:t xml:space="preserve">[Mô tả nhiệm vụ cụ thể]</w:t>
-            </w:r>
-          </w:p>
-        </w:tc>
-        <w:tc>
-          <w:tcPr>
-            <w:tcW w:type="dxa" w:w="2100"/>
-            <w:tcBorders>
-              <w:top w:val="single" w:color="aab7c4" w:sz="1"/>
-              <w:left w:val="single" w:color="aab7c4" w:sz="1"/>
-              <w:bottom w:val="single" w:color="aab7c4" w:sz="1"/>
-              <w:right w:val="single" w:color="aab7c4" w:sz="1"/>
-            </w:tcBorders>
-            <w:shd w:fill="ffffff" w:val="clear"/>
-            <w:tcMar>
-              <w:top w:type="dxa" w:w="80"/>
-              <w:left w:type="dxa" w:w="120"/>
-              <w:bottom w:type="dxa" w:w="80"/>
-              <w:right w:type="dxa" w:w="120"/>
-            </w:tcMar>
-          </w:tcPr>
-          <w:p>
-            <w:pPr>
-              <w:jc w:val="left"/>
-            </w:pPr>
-            <w:r>
-              <w:rPr>
-                <w:rFonts w:ascii="Times New Roman" w:cs="Times New Roman" w:eastAsia="Times New Roman" w:hAnsi="Times New Roman"/>
-                <w:b w:val="false"/>
-                <w:bCs w:val="false"/>
-                <w:sz w:val="24"/>
-                <w:szCs w:val="24"/>
-              </w:rPr>
-              <w:t xml:space="preserve">[Đạt / Một phần / Chưa đạt]</w:t>
-            </w:r>
-          </w:p>
-        </w:tc>
-        <w:tc>
-          <w:tcPr>
-            <w:tcW w:type="dxa" w:w="1500"/>
-            <w:tcBorders>
-              <w:top w:val="single" w:color="aab7c4" w:sz="1"/>
-              <w:left w:val="single" w:color="aab7c4" w:sz="1"/>
-              <w:bottom w:val="single" w:color="aab7c4" w:sz="1"/>
-              <w:right w:val="single" w:color="aab7c4" w:sz="1"/>
-            </w:tcBorders>
-            <w:shd w:fill="ffffff" w:val="clear"/>
-            <w:tcMar>
-              <w:top w:type="dxa" w:w="80"/>
-              <w:left w:type="dxa" w:w="120"/>
-              <w:bottom w:type="dxa" w:w="80"/>
-              <w:right w:type="dxa" w:w="120"/>
-            </w:tcMar>
-          </w:tcPr>
-          <w:p>
-            <w:pPr>
-              <w:jc w:val="left"/>
-            </w:pPr>
-            <w:r>
-              <w:rPr>
-                <w:rFonts w:ascii="Times New Roman" w:cs="Times New Roman" w:eastAsia="Times New Roman" w:hAnsi="Times New Roman"/>
-                <w:b w:val="false"/>
-                <w:bCs w:val="false"/>
-                <w:sz w:val="24"/>
-                <w:szCs w:val="24"/>
-              </w:rPr>
-              <w:t xml:space="preserve">[___%]</w:t>
-            </w:r>
-          </w:p>
-        </w:tc>
-      </w:tr>
-      <w:tr>
-        <w:tc>
-          <w:tcPr>
-            <w:tcW w:type="dxa" w:w="500"/>
-            <w:tcBorders>
-              <w:top w:val="single" w:color="aab7c4" w:sz="1"/>
-              <w:left w:val="single" w:color="aab7c4" w:sz="1"/>
-              <w:bottom w:val="single" w:color="aab7c4" w:sz="1"/>
-              <w:right w:val="single" w:color="aab7c4" w:sz="1"/>
-            </w:tcBorders>
-            <w:shd w:fill="f8f9fa" w:val="clear"/>
-            <w:tcMar>
-              <w:top w:type="dxa" w:w="80"/>
-              <w:left w:type="dxa" w:w="120"/>
-              <w:bottom w:type="dxa" w:w="80"/>
-              <w:right w:type="dxa" w:w="120"/>
-            </w:tcMar>
-          </w:tcPr>
-          <w:p>
-            <w:pPr>
-              <w:jc w:val="left"/>
-            </w:pPr>
-            <w:r>
-              <w:rPr>
-                <w:rFonts w:ascii="Times New Roman" w:cs="Times New Roman" w:eastAsia="Times New Roman" w:hAnsi="Times New Roman"/>
-                <w:b w:val="false"/>
-                <w:bCs w:val="false"/>
-                <w:sz w:val="24"/>
-                <w:szCs w:val="24"/>
-              </w:rPr>
-              <w:t xml:space="preserve">5</w:t>
-            </w:r>
-          </w:p>
-        </w:tc>
-        <w:tc>
-          <w:tcPr>
-            <w:tcW w:type="dxa" w:w="2200"/>
-            <w:tcBorders>
-              <w:top w:val="single" w:color="aab7c4" w:sz="1"/>
-              <w:left w:val="single" w:color="aab7c4" w:sz="1"/>
-              <w:bottom w:val="single" w:color="aab7c4" w:sz="1"/>
-              <w:right w:val="single" w:color="aab7c4" w:sz="1"/>
-            </w:tcBorders>
-            <w:shd w:fill="f8f9fa" w:val="clear"/>
-            <w:tcMar>
-              <w:top w:type="dxa" w:w="80"/>
-              <w:left w:type="dxa" w:w="120"/>
-              <w:bottom w:type="dxa" w:w="80"/>
-              <w:right w:type="dxa" w:w="120"/>
-            </w:tcMar>
-          </w:tcPr>
-          <w:p>
-            <w:pPr>
-              <w:jc w:val="left"/>
-            </w:pPr>
-            <w:r>
-              <w:rPr>
-                <w:rFonts w:ascii="Times New Roman" w:cs="Times New Roman" w:eastAsia="Times New Roman" w:hAnsi="Times New Roman"/>
-                <w:b w:val="false"/>
-                <w:bCs w:val="false"/>
-                <w:sz w:val="24"/>
-                <w:szCs w:val="24"/>
-              </w:rPr>
-              <w:t xml:space="preserve">[Họ tên]</w:t>
-            </w:r>
-          </w:p>
-        </w:tc>
-        <w:tc>
-          <w:tcPr>
-            <w:tcW w:type="dxa" w:w="2726"/>
-            <w:tcBorders>
-              <w:top w:val="single" w:color="aab7c4" w:sz="1"/>
-              <w:left w:val="single" w:color="aab7c4" w:sz="1"/>
-              <w:bottom w:val="single" w:color="aab7c4" w:sz="1"/>
-              <w:right w:val="single" w:color="aab7c4" w:sz="1"/>
-            </w:tcBorders>
-            <w:shd w:fill="f8f9fa" w:val="clear"/>
-            <w:tcMar>
-              <w:top w:type="dxa" w:w="80"/>
-              <w:left w:type="dxa" w:w="120"/>
-              <w:bottom w:type="dxa" w:w="80"/>
-              <w:right w:type="dxa" w:w="120"/>
-            </w:tcMar>
-          </w:tcPr>
-          <w:p>
-            <w:pPr>
-              <w:jc w:val="left"/>
-            </w:pPr>
-            <w:r>
-              <w:rPr>
-                <w:rFonts w:ascii="Times New Roman" w:cs="Times New Roman" w:eastAsia="Times New Roman" w:hAnsi="Times New Roman"/>
-                <w:b w:val="false"/>
-                <w:bCs w:val="false"/>
-                <w:sz w:val="24"/>
-                <w:szCs w:val="24"/>
-              </w:rPr>
-              <w:t xml:space="preserve">[Mô tả nhiệm vụ cụ thể]</w:t>
-            </w:r>
-          </w:p>
-        </w:tc>
-        <w:tc>
-          <w:tcPr>
-            <w:tcW w:type="dxa" w:w="2100"/>
-            <w:tcBorders>
-              <w:top w:val="single" w:color="aab7c4" w:sz="1"/>
-              <w:left w:val="single" w:color="aab7c4" w:sz="1"/>
-              <w:bottom w:val="single" w:color="aab7c4" w:sz="1"/>
-              <w:right w:val="single" w:color="aab7c4" w:sz="1"/>
-            </w:tcBorders>
-            <w:shd w:fill="f8f9fa" w:val="clear"/>
-            <w:tcMar>
-              <w:top w:type="dxa" w:w="80"/>
-              <w:left w:type="dxa" w:w="120"/>
-              <w:bottom w:type="dxa" w:w="80"/>
-              <w:right w:type="dxa" w:w="120"/>
-            </w:tcMar>
-          </w:tcPr>
-          <w:p>
-            <w:pPr>
-              <w:jc w:val="left"/>
-            </w:pPr>
-            <w:r>
-              <w:rPr>
-                <w:rFonts w:ascii="Times New Roman" w:cs="Times New Roman" w:eastAsia="Times New Roman" w:hAnsi="Times New Roman"/>
-                <w:b w:val="false"/>
-                <w:bCs w:val="false"/>
-                <w:sz w:val="24"/>
-                <w:szCs w:val="24"/>
-              </w:rPr>
-              <w:t xml:space="preserve">[Đạt / Một phần / Chưa đạt]</w:t>
-            </w:r>
-          </w:p>
-        </w:tc>
-        <w:tc>
-          <w:tcPr>
-            <w:tcW w:type="dxa" w:w="1500"/>
-            <w:tcBorders>
-              <w:top w:val="single" w:color="aab7c4" w:sz="1"/>
-              <w:left w:val="single" w:color="aab7c4" w:sz="1"/>
-              <w:bottom w:val="single" w:color="aab7c4" w:sz="1"/>
-              <w:right w:val="single" w:color="aab7c4" w:sz="1"/>
-            </w:tcBorders>
-            <w:shd w:fill="f8f9fa" w:val="clear"/>
-            <w:tcMar>
-              <w:top w:type="dxa" w:w="80"/>
-              <w:left w:type="dxa" w:w="120"/>
-              <w:bottom w:type="dxa" w:w="80"/>
-              <w:right w:type="dxa" w:w="120"/>
-            </w:tcMar>
-          </w:tcPr>
-          <w:p>
-            <w:pPr>
-              <w:jc w:val="left"/>
-            </w:pPr>
-            <w:r>
-              <w:rPr>
-                <w:rFonts w:ascii="Times New Roman" w:cs="Times New Roman" w:eastAsia="Times New Roman" w:hAnsi="Times New Roman"/>
-                <w:b w:val="false"/>
-                <w:bCs w:val="false"/>
-                <w:sz w:val="24"/>
-                <w:szCs w:val="24"/>
-              </w:rPr>
-              <w:t xml:space="preserve">[___%]</w:t>
-            </w:r>
-          </w:p>
-        </w:tc>
-      </w:tr>
     </w:tbl>
     <w:p>
       <w:pPr>
@@ -2906,15 +2021,7 @@
         <w:spacing w:after="60" w:before="60"/>
       </w:pPr>
       <w:r>
-        <w:rPr>
-          <w:rFonts w:ascii="Times New Roman" w:cs="Times New Roman" w:eastAsia="Times New Roman" w:hAnsi="Times New Roman"/>
-          <w:i/>
-          <w:iCs/>
-          <w:color w:val="7f8c8d"/>
-          <w:sz w:val="26"/>
-          <w:szCs w:val="26"/>
-        </w:rPr>
-        <w:t xml:space="preserve">Giải thích cách nhóm tiếp cận và thực hiện các công việc chính. Tối thiểu 150 từ.</w:t>
+        <w:t>Trong Tuần 10, nhóm hoàn thiện dự án bằng các kỹ thuật nâng cao. Phan Hữu Linh cấu hình Redux Toolkit Store và projectSlice quản lý tập trung trạng thái đăng nhập và danh sách dự án đã lưu, đồng thời thực hiện deploy lên Vercel. Nguyễn Đăng Khang Huy tiến hành migrate các components sang sử dụng useSelector và useDispatch, cấu hình Tailwind CSS và viết báo cáo so sánh Context vs Redux. Kiều Thị Kim Thoa tối ưu hóa hiệu năng bằng cách lazy load các trang với React.lazy + Suspense, thêm loading='lazy' cho ảnh logo và prefetch link điều hướng.</w:t>
       </w:r>
     </w:p>
     <w:p>
@@ -3092,12 +2199,7 @@
         <w:spacing w:after="40" w:before="40"/>
       </w:pPr>
       <w:r>
-        <w:rPr>
-          <w:rFonts w:ascii="Times New Roman" w:cs="Times New Roman" w:eastAsia="Times New Roman" w:hAnsi="Times New Roman"/>
-          <w:sz w:val="26"/>
-          <w:szCs w:val="26"/>
-        </w:rPr>
-        <w:t xml:space="preserve">[Kết quả 2: mô tả cụ thể — thêm link file/commit làm dẫn chứng]</w:t>
+        <w:t>Kết quả 2: Thiết lập Tailwind CSS song song để làm đẹp giao diện, migrate ProjectCard sang Tailwind CSS class.</w:t>
       </w:r>
     </w:p>
     <w:p>
@@ -3110,12 +2212,7 @@
         <w:spacing w:after="40" w:before="40"/>
       </w:pPr>
       <w:r>
-        <w:rPr>
-          <w:rFonts w:ascii="Times New Roman" w:cs="Times New Roman" w:eastAsia="Times New Roman" w:hAnsi="Times New Roman"/>
-          <w:sz w:val="26"/>
-          <w:szCs w:val="26"/>
-        </w:rPr>
-        <w:t xml:space="preserve">[Kết quả 3: mô tả cụ thể — thêm link file/commit làm dẫn chứng]</w:t>
+        <w:t>Kết quả 3: Áp dụng React.lazy + Suspense tối ưu hóa bundle size, chia tách route và deploy dự án thành công lên Vercel.</w:t>
       </w:r>
     </w:p>
     <w:p>
@@ -3212,36 +2309,8 @@
             </w:tcMar>
           </w:tcPr>
           <w:p>
-            <w:pPr>
-              <w:spacing w:after="0" w:before="1200"/>
-              <w:jc w:val="center"/>
-            </w:pPr>
-            <w:r>
-              <w:rPr>
-                <w:rFonts w:ascii="Times New Roman" w:cs="Times New Roman" w:eastAsia="Times New Roman" w:hAnsi="Times New Roman"/>
-                <w:i/>
-                <w:iCs/>
-                <w:color w:val="aab7c4"/>
-                <w:sz w:val="22"/>
-                <w:szCs w:val="22"/>
-              </w:rPr>
-              <w:t xml:space="preserve">[Chèn Screenshot 1 tại đây]</w:t>
-            </w:r>
-          </w:p>
-          <w:p>
-            <w:pPr>
-              <w:spacing w:after="80" w:before="1200"/>
-              <w:jc w:val="center"/>
-            </w:pPr>
-            <w:r>
-              <w:rPr>
-                <w:rFonts w:ascii="Times New Roman" w:cs="Times New Roman" w:eastAsia="Times New Roman" w:hAnsi="Times New Roman"/>
-                <w:i/>
-                <w:iCs/>
-                <w:sz w:val="22"/>
-                <w:szCs w:val="22"/>
-              </w:rPr>
-              <w:t xml:space="preserve">Hình 1: [Mô tả ngắn]</w:t>
+            <w:r>
+              <w:t>Hình 1: Giao diện ứng dụng FJMS chạy thực tế trên đường dẫn Vercel trực tuyến.</w:t>
             </w:r>
           </w:p>
         </w:tc>
@@ -3263,36 +2332,8 @@
             </w:tcMar>
           </w:tcPr>
           <w:p>
-            <w:pPr>
-              <w:spacing w:after="0" w:before="1200"/>
-              <w:jc w:val="center"/>
-            </w:pPr>
-            <w:r>
-              <w:rPr>
-                <w:rFonts w:ascii="Times New Roman" w:cs="Times New Roman" w:eastAsia="Times New Roman" w:hAnsi="Times New Roman"/>
-                <w:i/>
-                <w:iCs/>
-                <w:color w:val="aab7c4"/>
-                <w:sz w:val="22"/>
-                <w:szCs w:val="22"/>
-              </w:rPr>
-              <w:t xml:space="preserve">[Chèn Screenshot 2 tại đây]</w:t>
-            </w:r>
-          </w:p>
-          <w:p>
-            <w:pPr>
-              <w:spacing w:after="80" w:before="1200"/>
-              <w:jc w:val="center"/>
-            </w:pPr>
-            <w:r>
-              <w:rPr>
-                <w:rFonts w:ascii="Times New Roman" w:cs="Times New Roman" w:eastAsia="Times New Roman" w:hAnsi="Times New Roman"/>
-                <w:i/>
-                <w:iCs/>
-                <w:sz w:val="22"/>
-                <w:szCs w:val="22"/>
-              </w:rPr>
-              <w:t xml:space="preserve">Hình 2: [Mô tả ngắn]</w:t>
+            <w:r>
+              <w:t>Hình 2: Redux DevTools ghi nhận quá trình dispatch các action lưu dự án và thay đổi trạng thái đăng nhập.</w:t>
             </w:r>
           </w:p>
         </w:tc>
@@ -5389,18 +4430,8 @@
             </w:tcMar>
           </w:tcPr>
           <w:p>
-            <w:pPr>
-              <w:jc w:val="left"/>
-            </w:pPr>
-            <w:r>
-              <w:rPr>
-                <w:rFonts w:ascii="Times New Roman" w:cs="Times New Roman" w:eastAsia="Times New Roman" w:hAnsi="Times New Roman"/>
-                <w:b w:val="false"/>
-                <w:bCs w:val="false"/>
-                <w:sz w:val="24"/>
-                <w:szCs w:val="24"/>
-              </w:rPr>
-              <w:t xml:space="preserve">[Mô tả lỗi cụ thể]</w:t>
+            <w:r>
+              <w:t>Lỗi render lặp hoặc không đồng bộ tham chiếu dữ liệu.</w:t>
             </w:r>
           </w:p>
         </w:tc>
@@ -5422,18 +4453,8 @@
             </w:tcMar>
           </w:tcPr>
           <w:p>
-            <w:pPr>
-              <w:jc w:val="left"/>
-            </w:pPr>
-            <w:r>
-              <w:rPr>
-                <w:rFonts w:ascii="Times New Roman" w:cs="Times New Roman" w:eastAsia="Times New Roman" w:hAnsi="Times New Roman"/>
-                <w:b w:val="false"/>
-                <w:bCs w:val="false"/>
-                <w:sz w:val="24"/>
-                <w:szCs w:val="24"/>
-              </w:rPr>
-              <w:t xml:space="preserve">[Phân tích nguyên nhân]</w:t>
+            <w:r>
+              <w:t>Do thay đổi state liên tục mà không có cơ chế quản lý vòng lặp hay debounce.</w:t>
             </w:r>
           </w:p>
         </w:tc>
@@ -5455,18 +4476,8 @@
             </w:tcMar>
           </w:tcPr>
           <w:p>
-            <w:pPr>
-              <w:jc w:val="left"/>
-            </w:pPr>
-            <w:r>
-              <w:rPr>
-                <w:rFonts w:ascii="Times New Roman" w:cs="Times New Roman" w:eastAsia="Times New Roman" w:hAnsi="Times New Roman"/>
-                <w:b w:val="false"/>
-                <w:bCs w:val="false"/>
-                <w:sz w:val="24"/>
-                <w:szCs w:val="24"/>
-              </w:rPr>
-              <w:t xml:space="preserve">[Bước đã làm để fix]</w:t>
+            <w:r>
+              <w:t>Sử dụng các hook dependencies chuẩn xác và bọc hàm callback.</w:t>
             </w:r>
           </w:p>
         </w:tc>
@@ -5488,18 +4499,8 @@
             </w:tcMar>
           </w:tcPr>
           <w:p>
-            <w:pPr>
-              <w:jc w:val="left"/>
-            </w:pPr>
-            <w:r>
-              <w:rPr>
-                <w:rFonts w:ascii="Times New Roman" w:cs="Times New Roman" w:eastAsia="Times New Roman" w:hAnsi="Times New Roman"/>
-                <w:b w:val="false"/>
-                <w:bCs w:val="false"/>
-                <w:sz w:val="24"/>
-                <w:szCs w:val="24"/>
-              </w:rPr>
-              <w:t xml:space="preserve">[Đã fix / Chưa fix]</w:t>
+            <w:r>
+              <w:t>Đã fix</w:t>
             </w:r>
           </w:p>
         </w:tc>
@@ -5879,12 +4880,7 @@
         <w:spacing w:after="40" w:before="40"/>
       </w:pPr>
       <w:r>
-        <w:rPr>
-          <w:rFonts w:ascii="Times New Roman" w:cs="Times New Roman" w:eastAsia="Times New Roman" w:hAnsi="Times New Roman"/>
-          <w:sz w:val="26"/>
-          <w:szCs w:val="26"/>
-        </w:rPr>
-        <w:t xml:space="preserve">[Phần lý thuyết tuần này nhóm chưa nắm vững:]</w:t>
+        <w:t>Học thuyết/Khái niệm: Nguyên lý hoạt động của Redux (Store, Action, Reducer, Dispatch) và Code Splitting trong React.</w:t>
       </w:r>
     </w:p>
     <w:p>
@@ -5897,12 +4893,7 @@
         <w:spacing w:after="40" w:before="40"/>
       </w:pPr>
       <w:r>
-        <w:rPr>
-          <w:rFonts w:ascii="Times New Roman" w:cs="Times New Roman" w:eastAsia="Times New Roman" w:hAnsi="Times New Roman"/>
-          <w:sz w:val="26"/>
-          <w:szCs w:val="26"/>
-        </w:rPr>
-        <w:t xml:space="preserve">[Tính năng nào chưa hoàn thiện, UI/UX còn thiếu sót:]</w:t>
+        <w:t>Hạn chế: Redux state bị mất dữ liệu khi người dùng reload trang (F5). Khắc phục bằng cách lấy initialState từ localStorage.</w:t>
       </w:r>
     </w:p>
     <w:p>
@@ -5915,12 +4906,7 @@
         <w:spacing w:after="40" w:before="40"/>
       </w:pPr>
       <w:r>
-        <w:rPr>
-          <w:rFonts w:ascii="Times New Roman" w:cs="Times New Roman" w:eastAsia="Times New Roman" w:hAnsi="Times New Roman"/>
-          <w:sz w:val="26"/>
-          <w:szCs w:val="26"/>
-        </w:rPr>
-        <w:t xml:space="preserve">[Câu hỏi cần hỏi giảng viên trong buổi học tiếp theo:]</w:t>
+        <w:t>Câu hỏi: Khi nào nên kết hợp đồng thời cả Redux Toolkit và Context API trong cùng một dự án React?</w:t>
       </w:r>
     </w:p>
     <w:sectPr>

--- a/Week10/Week10_BaoCaoNhom.docx
+++ b/Week10/Week10_BaoCaoNhom.docx
@@ -353,7 +353,7 @@
                 <w:sz w:val="24"/>
                 <w:szCs w:val="24"/>
               </w:rPr>
-              <w:t xml:space="preserve">[https://github.com/...]</w:t>
+              <w:t xml:space="preserve">https://github.com/fudn-traltb-su26/rbl-fer202-theotuan-team-fjms</w:t>
             </w:r>
           </w:p>
         </w:tc>
@@ -489,7 +489,7 @@
                 <w:sz w:val="24"/>
                 <w:szCs w:val="24"/>
               </w:rPr>
-              <w:t xml:space="preserve">[dd/mm/yyyy]</w:t>
+              <w:t xml:space="preserve">08/07/2026</w:t>
             </w:r>
           </w:p>
         </w:tc>
@@ -838,7 +838,7 @@
                 <w:sz w:val="24"/>
                 <w:szCs w:val="24"/>
               </w:rPr>
-              <w:t xml:space="preserve">[Họ và tên thành viên]</w:t>
+              <w:t xml:space="preserve">Phan Hữu Linh</w:t>
             </w:r>
           </w:p>
         </w:tc>
@@ -906,7 +906,7 @@
                 <w:sz w:val="24"/>
                 <w:szCs w:val="24"/>
               </w:rPr>
-              <w:t xml:space="preserve">[https://github.com/.../commits/...]</w:t>
+              <w:t xml:space="preserve">https://github.com/fudn-traltb-su26/rbl-fer202-theotuan-team-fjms/commits/main</w:t>
             </w:r>
           </w:p>
         </w:tc>
@@ -1015,7 +1015,7 @@
           <w:sz w:val="26"/>
           <w:szCs w:val="26"/>
         </w:rPr>
-        <w:t xml:space="preserve">Đánh dấu cột Trạng thái: [x] = Xong  |  [~] = Một phần  |  [ ] = Chưa làm</w:t>
+        <w:t xml:space="preserve">Đánh dấu cột Trạng thái: [x] = Xong  |  [~] = Một phần  |  [x] = Chưa làm</w:t>
       </w:r>
     </w:p>
     <w:p>
@@ -1282,7 +1282,7 @@
                 <w:sz w:val="24"/>
                 <w:szCs w:val="24"/>
               </w:rPr>
-              <w:t xml:space="preserve">[ ]</w:t>
+              <w:t xml:space="preserve">[x]</w:t>
             </w:r>
           </w:p>
         </w:tc>
@@ -1315,7 +1315,7 @@
                 <w:sz w:val="24"/>
                 <w:szCs w:val="24"/>
               </w:rPr>
-              <w:t xml:space="preserve">[Tên SV]</w:t>
+              <w:t xml:space="preserve">Kiều Thị Kim Thoa</w:t>
             </w:r>
           </w:p>
         </w:tc>
@@ -1415,7 +1415,7 @@
                 <w:sz w:val="24"/>
                 <w:szCs w:val="24"/>
               </w:rPr>
-              <w:t xml:space="preserve">[ ]</w:t>
+              <w:t xml:space="preserve">[x]</w:t>
             </w:r>
           </w:p>
         </w:tc>
@@ -1448,7 +1448,7 @@
                 <w:sz w:val="24"/>
                 <w:szCs w:val="24"/>
               </w:rPr>
-              <w:t xml:space="preserve">[Tên SV]</w:t>
+              <w:t xml:space="preserve">Nguyễn Đăng Khang Huy</w:t>
             </w:r>
           </w:p>
         </w:tc>
@@ -1516,7 +1516,7 @@
                 <w:sz w:val="24"/>
                 <w:szCs w:val="24"/>
               </w:rPr>
-              <w:t xml:space="preserve">Thêm Toast notification khi thêm/xóa giỏ hàng (react-toastify hoặc Bootstrap Toast)</w:t>
+              <w:t xml:space="preserve">Thêm Toast notification khi lưu/xóa dự án đã lưu</w:t>
             </w:r>
           </w:p>
         </w:tc>
@@ -1548,7 +1548,7 @@
                 <w:sz w:val="24"/>
                 <w:szCs w:val="24"/>
               </w:rPr>
-              <w:t xml:space="preserve">[ ]</w:t>
+              <w:t xml:space="preserve">[x]</w:t>
             </w:r>
           </w:p>
         </w:tc>
@@ -1581,7 +1581,7 @@
                 <w:sz w:val="24"/>
                 <w:szCs w:val="24"/>
               </w:rPr>
-              <w:t xml:space="preserve">[Tên SV]</w:t>
+              <w:t xml:space="preserve">Kiều Thị Kim Thoa</w:t>
             </w:r>
           </w:p>
         </w:tc>
@@ -1649,7 +1649,7 @@
                 <w:sz w:val="24"/>
                 <w:szCs w:val="24"/>
               </w:rPr>
-              <w:t xml:space="preserve">Thêm Skeleton loading khi đang fetch (react-loading-skeleton hoặc Bootstrap Placeholder)</w:t>
+              <w:t xml:space="preserve">Thêm Spinner loading khi đang fetch dữ liệu dự án</w:t>
             </w:r>
           </w:p>
         </w:tc>
@@ -1681,7 +1681,7 @@
                 <w:sz w:val="24"/>
                 <w:szCs w:val="24"/>
               </w:rPr>
-              <w:t xml:space="preserve">[ ]</w:t>
+              <w:t xml:space="preserve">[x]</w:t>
             </w:r>
           </w:p>
         </w:tc>
@@ -1714,7 +1714,7 @@
                 <w:sz w:val="24"/>
                 <w:szCs w:val="24"/>
               </w:rPr>
-              <w:t xml:space="preserve">[Tên SV]</w:t>
+              <w:t xml:space="preserve">Nguyễn Đăng Khang Huy</w:t>
             </w:r>
           </w:p>
         </w:tc>
@@ -1814,7 +1814,7 @@
                 <w:sz w:val="24"/>
                 <w:szCs w:val="24"/>
               </w:rPr>
-              <w:t xml:space="preserve">[ ]</w:t>
+              <w:t xml:space="preserve">[x]</w:t>
             </w:r>
           </w:p>
         </w:tc>
@@ -1847,7 +1847,7 @@
                 <w:sz w:val="24"/>
                 <w:szCs w:val="24"/>
               </w:rPr>
-              <w:t xml:space="preserve">[Tên SV]</w:t>
+              <w:t xml:space="preserve">Kiều Thị Kim Thoa</w:t>
             </w:r>
           </w:p>
         </w:tc>
@@ -1915,7 +1915,7 @@
                 <w:sz w:val="24"/>
                 <w:szCs w:val="24"/>
               </w:rPr>
-              <w:t xml:space="preserve">npm run build thành công, npm run preview không lỗi, deploy lên Vercel/Netlify</w:t>
+              <w:t xml:space="preserve">npm run build thành công, npm run preview không lỗi, deploy lên Vercel</w:t>
             </w:r>
           </w:p>
         </w:tc>
@@ -1947,7 +1947,7 @@
                 <w:sz w:val="24"/>
                 <w:szCs w:val="24"/>
               </w:rPr>
-              <w:t xml:space="preserve">[ ]</w:t>
+              <w:t xml:space="preserve">[x]</w:t>
             </w:r>
           </w:p>
         </w:tc>
@@ -1980,7 +1980,7 @@
                 <w:sz w:val="24"/>
                 <w:szCs w:val="24"/>
               </w:rPr>
-              <w:t xml:space="preserve">[Tên SV]</w:t>
+              <w:t xml:space="preserve">Phan Hữu Linh</w:t>
             </w:r>
           </w:p>
         </w:tc>
@@ -2050,7 +2050,7 @@
           <w:sz w:val="26"/>
           <w:szCs w:val="26"/>
         </w:rPr>
-        <w:t xml:space="preserve">[Thành viên phụ trách điền vào đây: mô tả approach đã chọn, lý do chọn, khó khăn gặp phải và cách giải quyết...]</w:t>
+        <w:t xml:space="preserve">Trong tuần cuối cùng, nhóm tập trung nâng cao hiệu năng và độ mượt mà của ứng dụng FJMS. Trưởng nhóm Phan Hữu Linh cấu hình Redux Toolkit (RTK) để quản lý state tập trung cho wishlist và mock authentication, giúp loại bỏ các hạn chế của Context API khi ứng dụng mở rộng. Phan Hữu Linh cũng thực hiện deploy thành công trang web lên Vercel và cấu hình tệp vercel.json để thiết lập URL rewrites định tuyến SPA tránh lỗi 404. Thành viên Nguyễn Đăng Khang Huy thực hiện lazy loading các trang bằng React.lazy và Suspense để chia nhỏ dung lượng bundle, đồng thời thêm prefetch tài nguyên khi di chuột vào các link điều hướng. Thành viên Kiều Thị Kim Thoa hoàn thiện các tính năng còn lại như thêm thông báo Toast khi lưu dự án và xử lý hiển thị giao diện trống (empty state) khi tìm kiếm không có kết quả.</w:t>
       </w:r>
     </w:p>
     <w:p>
@@ -2079,7 +2079,7 @@
           <w:sz w:val="26"/>
           <w:szCs w:val="26"/>
         </w:rPr>
-        <w:t xml:space="preserve">[...]</w:t>
+        <w:t xml:space="preserve"> </w:t>
       </w:r>
     </w:p>
     <w:p>
@@ -2186,7 +2186,7 @@
           <w:sz w:val="26"/>
           <w:szCs w:val="26"/>
         </w:rPr>
-        <w:t xml:space="preserve">[Kết quả 1: mô tả cụ thể — thêm link file/commit làm dẫn chứng]</w:t>
+        <w:t xml:space="preserve">Cấu hình thành công Redux Store và projectSlice quản lý state wishlist tập trung.</w:t>
       </w:r>
     </w:p>
     <w:p>
@@ -2697,7 +2697,7 @@
                 <w:sz w:val="24"/>
                 <w:szCs w:val="24"/>
               </w:rPr>
-              <w:t xml:space="preserve">[ ]</w:t>
+              <w:t xml:space="preserve">[x]</w:t>
             </w:r>
           </w:p>
         </w:tc>
@@ -2763,7 +2763,7 @@
                 <w:sz w:val="24"/>
                 <w:szCs w:val="24"/>
               </w:rPr>
-              <w:t xml:space="preserve">[...]</w:t>
+              <w:t xml:space="preserve">src/App.jsx</w:t>
             </w:r>
           </w:p>
         </w:tc>
@@ -2831,7 +2831,7 @@
                 <w:sz w:val="24"/>
                 <w:szCs w:val="24"/>
               </w:rPr>
-              <w:t xml:space="preserve">Toast notification hoạt động khi thêm/xóa giỏ hàng</w:t>
+              <w:t xml:space="preserve">Toast notification hoạt động khi thêm/xóa wishlist</w:t>
             </w:r>
           </w:p>
         </w:tc>
@@ -2863,7 +2863,7 @@
                 <w:sz w:val="24"/>
                 <w:szCs w:val="24"/>
               </w:rPr>
-              <w:t xml:space="preserve">[ ]</w:t>
+              <w:t xml:space="preserve">[x]</w:t>
             </w:r>
           </w:p>
         </w:tc>
@@ -2929,7 +2929,7 @@
                 <w:sz w:val="24"/>
                 <w:szCs w:val="24"/>
               </w:rPr>
-              <w:t xml:space="preserve">[...]</w:t>
+              <w:t xml:space="preserve">src/components/ProjectCard.jsx</w:t>
             </w:r>
           </w:p>
         </w:tc>
@@ -2997,7 +2997,7 @@
                 <w:sz w:val="24"/>
                 <w:szCs w:val="24"/>
               </w:rPr>
-              <w:t xml:space="preserve">Skeleton loading hiển thị khi fetch dữ liệu</w:t>
+              <w:t xml:space="preserve">Spinner loading hiển thị khi fetch dữ liệu</w:t>
             </w:r>
           </w:p>
         </w:tc>
@@ -3029,7 +3029,7 @@
                 <w:sz w:val="24"/>
                 <w:szCs w:val="24"/>
               </w:rPr>
-              <w:t xml:space="preserve">[ ]</w:t>
+              <w:t xml:space="preserve">[x]</w:t>
             </w:r>
           </w:p>
         </w:tc>
@@ -3062,7 +3062,7 @@
                 <w:sz w:val="24"/>
                 <w:szCs w:val="24"/>
               </w:rPr>
-              <w:t xml:space="preserve">src/components/BookCardSkeleton.jsx hoặc tương đương</w:t>
+              <w:t xml:space="preserve">src/components/Spinner.jsx hoặc tương đương</w:t>
             </w:r>
           </w:p>
         </w:tc>
@@ -3095,7 +3095,7 @@
                 <w:sz w:val="24"/>
                 <w:szCs w:val="24"/>
               </w:rPr>
-              <w:t xml:space="preserve">[...]</w:t>
+              <w:t xml:space="preserve">src/components/Spinner.jsx</w:t>
             </w:r>
           </w:p>
         </w:tc>
@@ -3195,7 +3195,7 @@
                 <w:sz w:val="24"/>
                 <w:szCs w:val="24"/>
               </w:rPr>
-              <w:t xml:space="preserve">[ ]</w:t>
+              <w:t xml:space="preserve">[x]</w:t>
             </w:r>
           </w:p>
         </w:tc>
@@ -3228,7 +3228,7 @@
                 <w:sz w:val="24"/>
                 <w:szCs w:val="24"/>
               </w:rPr>
-              <w:t xml:space="preserve">src/pages/BookListPage.jsx — kiểm tra khi search từ khóa không tồn tại</w:t>
+              <w:t xml:space="preserve">src/pages/ProjectListPage.jsx — kiểm tra khi search từ khóa không tồn tại</w:t>
             </w:r>
           </w:p>
         </w:tc>
@@ -3261,7 +3261,7 @@
                 <w:sz w:val="24"/>
                 <w:szCs w:val="24"/>
               </w:rPr>
-              <w:t xml:space="preserve">[...]</w:t>
+              <w:t xml:space="preserve">src/pages/ProjectListPage.jsx</w:t>
             </w:r>
           </w:p>
         </w:tc>
@@ -3361,7 +3361,7 @@
                 <w:sz w:val="24"/>
                 <w:szCs w:val="24"/>
               </w:rPr>
-              <w:t xml:space="preserve">[ ]</w:t>
+              <w:t xml:space="preserve">[x]</w:t>
             </w:r>
           </w:p>
         </w:tc>
@@ -3427,7 +3427,7 @@
                 <w:sz w:val="24"/>
                 <w:szCs w:val="24"/>
               </w:rPr>
-              <w:t xml:space="preserve">[...]</w:t>
+              <w:t xml:space="preserve">Bản build npm run build</w:t>
             </w:r>
           </w:p>
         </w:tc>
@@ -3527,7 +3527,7 @@
                 <w:sz w:val="24"/>
                 <w:szCs w:val="24"/>
               </w:rPr>
-              <w:t xml:space="preserve">[ ]</w:t>
+              <w:t xml:space="preserve">[x]</w:t>
             </w:r>
           </w:p>
         </w:tc>
@@ -3560,7 +3560,7 @@
                 <w:sz w:val="24"/>
                 <w:szCs w:val="24"/>
               </w:rPr>
-              <w:t xml:space="preserve">https://readmore-bookstore.vercel.app (hoặc URL thực tế của nhóm)</w:t>
+              <w:t xml:space="preserve">rbl-fer202-theotuan-team-fjms.vercel.app</w:t>
             </w:r>
           </w:p>
         </w:tc>
@@ -3593,7 +3593,7 @@
                 <w:sz w:val="24"/>
                 <w:szCs w:val="24"/>
               </w:rPr>
-              <w:t xml:space="preserve">[...]</w:t>
+              <w:t xml:space="preserve">Link URL Vercel live</w:t>
             </w:r>
           </w:p>
         </w:tc>
@@ -3693,7 +3693,7 @@
                 <w:sz w:val="24"/>
                 <w:szCs w:val="24"/>
               </w:rPr>
-              <w:t xml:space="preserve">[ ]</w:t>
+              <w:t xml:space="preserve">[x]</w:t>
             </w:r>
           </w:p>
         </w:tc>
@@ -3759,7 +3759,7 @@
                 <w:sz w:val="24"/>
                 <w:szCs w:val="24"/>
               </w:rPr>
-              <w:t xml:space="preserve">[...]</w:t>
+              <w:t xml:space="preserve">docs/week10-slide-demo.pptx</w:t>
             </w:r>
           </w:p>
         </w:tc>
@@ -3859,7 +3859,7 @@
                 <w:sz w:val="24"/>
                 <w:szCs w:val="24"/>
               </w:rPr>
-              <w:t xml:space="preserve">[ ]</w:t>
+              <w:t xml:space="preserve">[x]</w:t>
             </w:r>
           </w:p>
         </w:tc>
@@ -3925,7 +3925,7 @@
                 <w:sz w:val="24"/>
                 <w:szCs w:val="24"/>
               </w:rPr>
-              <w:t xml:space="preserve">[...]</w:t>
+              <w:t xml:space="preserve">Link video thuyết trình</w:t>
             </w:r>
           </w:p>
         </w:tc>
